--- a/eng/docx/65.content.docx
+++ b/eng/docx/65.content.docx
@@ -248,19 +248,7 @@
         <w:rPr>
           <w:lang w:val="en_US" w:bidi="en_US"/>
         </w:rPr>
-        <w:t xml:space="preserve">) is the Greek version of the Hebrew name “Judah.” It was a common name. This Jude was a brother of James, who was also a brother of Jesus (see </w:t>
-      </w:r>
-      <w:r>
-        <w:rPr>
-          <w:lang w:val="en_US" w:bidi="en_US"/>
-        </w:rPr>
-        <w:t>Jude Book Introduction</w:t>
-      </w:r>
-      <w:r>
-        <w:rPr>
-          <w:lang w:val="en_US" w:bidi="en_US"/>
-        </w:rPr>
-        <w:t xml:space="preserve">, “Author”). </w:t>
+        <w:t xml:space="preserve">) is the Greek version of the Hebrew name “Judah.” It was a common name. This Jude was a brother of James, who was also a brother of Jesus (see Jude Book Introduction, “Author”). </w:t>
       </w:r>
     </w:p>
     <w:p>
